--- a/Participants/3_Workflow_B_Operations_and_Analytics/Templates/Data_Quality_Report.docx
+++ b/Participants/3_Workflow_B_Operations_and_Analytics/Templates/Data_Quality_Report.docx
@@ -5,6 +5,7 @@
     <w:p>
       <w:r>
         <w:rPr>
+          <w:rFonts w:ascii="Lexend" w:hAnsi="Lexend" w:eastAsia="Lexend" w:cs="Lexend"/>
           <w:b/>
           <w:color w:val="007A87"/>
           <w:sz w:val="24"/>
@@ -18,6 +19,7 @@
       </w:pPr>
       <w:r>
         <w:rPr>
+          <w:rFonts w:ascii="Lexend" w:hAnsi="Lexend" w:eastAsia="Lexend" w:cs="Lexend"/>
           <w:b/>
           <w:color w:val="1B2A4A"/>
           <w:sz w:val="48"/>
@@ -28,6 +30,7 @@
     <w:p>
       <w:r>
         <w:rPr>
+          <w:rFonts w:ascii="Nunito" w:hAnsi="Nunito" w:eastAsia="Nunito" w:cs="Nunito"/>
           <w:i/>
           <w:color w:val="666666"/>
           <w:sz w:val="24"/>
@@ -52,6 +55,7 @@
           <w:p>
             <w:r>
               <w:rPr>
+                <w:rFonts w:ascii="Nunito" w:hAnsi="Nunito" w:eastAsia="Nunito" w:cs="Nunito"/>
                 <w:b/>
                 <w:color w:val="1B2A4A"/>
                 <w:sz w:val="20"/>
@@ -67,6 +71,7 @@
           <w:p>
             <w:r>
               <w:rPr>
+                <w:rFonts w:ascii="Nunito" w:hAnsi="Nunito" w:eastAsia="Nunito" w:cs="Nunito"/>
                 <w:color w:val="222222"/>
                 <w:sz w:val="20"/>
               </w:rPr>
@@ -83,6 +88,7 @@
           <w:p>
             <w:r>
               <w:rPr>
+                <w:rFonts w:ascii="Nunito" w:hAnsi="Nunito" w:eastAsia="Nunito" w:cs="Nunito"/>
                 <w:b/>
                 <w:color w:val="1B2A4A"/>
                 <w:sz w:val="20"/>
@@ -98,6 +104,7 @@
           <w:p>
             <w:r>
               <w:rPr>
+                <w:rFonts w:ascii="Nunito" w:hAnsi="Nunito" w:eastAsia="Nunito" w:cs="Nunito"/>
                 <w:color w:val="222222"/>
                 <w:sz w:val="20"/>
               </w:rPr>
@@ -114,6 +121,7 @@
           <w:p>
             <w:r>
               <w:rPr>
+                <w:rFonts w:ascii="Nunito" w:hAnsi="Nunito" w:eastAsia="Nunito" w:cs="Nunito"/>
                 <w:b/>
                 <w:color w:val="1B2A4A"/>
                 <w:sz w:val="20"/>
@@ -129,10 +137,11 @@
           <w:p>
             <w:r>
               <w:rPr>
+                <w:rFonts w:ascii="Nunito" w:hAnsi="Nunito" w:eastAsia="Nunito" w:cs="Nunito"/>
                 <w:color w:val="222222"/>
                 <w:sz w:val="20"/>
               </w:rPr>
-              <w:t>2.0 | July 2026</w:t>
+              <w:t>3.0 | July 2026</w:t>
             </w:r>
           </w:p>
         </w:tc>
@@ -152,7 +161,7 @@
       </w:pPr>
       <w:r>
         <w:rPr>
-          <w:rFonts w:ascii="Calibri" w:hAnsi="Calibri"/>
+          <w:rFonts w:ascii="Nunito" w:hAnsi="Nunito" w:eastAsia="Nunito" w:cs="Nunito"/>
           <w:b w:val="0"/>
           <w:i w:val="0"/>
           <w:color w:val="222222"/>
@@ -167,7 +176,7 @@
       </w:pPr>
       <w:r>
         <w:rPr>
-          <w:rFonts w:ascii="Calibri" w:hAnsi="Calibri"/>
+          <w:rFonts w:ascii="Lexend" w:hAnsi="Lexend" w:eastAsia="Lexend" w:cs="Lexend"/>
           <w:color w:val="1B2A4A"/>
         </w:rPr>
         <w:t>Issues identified</w:t>
@@ -196,6 +205,7 @@
           <w:p>
             <w:r>
               <w:rPr>
+                <w:rFonts w:ascii="Lexend" w:hAnsi="Lexend" w:eastAsia="Lexend" w:cs="Lexend"/>
                 <w:b/>
                 <w:color w:val="FFFFFF"/>
                 <w:sz w:val="20"/>
@@ -212,6 +222,7 @@
           <w:p>
             <w:r>
               <w:rPr>
+                <w:rFonts w:ascii="Lexend" w:hAnsi="Lexend" w:eastAsia="Lexend" w:cs="Lexend"/>
                 <w:b/>
                 <w:color w:val="FFFFFF"/>
                 <w:sz w:val="20"/>
@@ -228,6 +239,7 @@
           <w:p>
             <w:r>
               <w:rPr>
+                <w:rFonts w:ascii="Lexend" w:hAnsi="Lexend" w:eastAsia="Lexend" w:cs="Lexend"/>
                 <w:b/>
                 <w:color w:val="FFFFFF"/>
                 <w:sz w:val="20"/>
@@ -244,6 +256,7 @@
           <w:p>
             <w:r>
               <w:rPr>
+                <w:rFonts w:ascii="Lexend" w:hAnsi="Lexend" w:eastAsia="Lexend" w:cs="Lexend"/>
                 <w:b/>
                 <w:color w:val="FFFFFF"/>
                 <w:sz w:val="20"/>
@@ -260,6 +273,7 @@
           <w:p>
             <w:r>
               <w:rPr>
+                <w:rFonts w:ascii="Lexend" w:hAnsi="Lexend" w:eastAsia="Lexend" w:cs="Lexend"/>
                 <w:b/>
                 <w:color w:val="FFFFFF"/>
                 <w:sz w:val="20"/>
@@ -277,6 +291,7 @@
           <w:p>
             <w:r>
               <w:rPr>
+                <w:rFonts w:ascii="Nunito" w:hAnsi="Nunito" w:eastAsia="Nunito" w:cs="Nunito"/>
                 <w:sz w:val="20"/>
               </w:rPr>
             </w:r>
@@ -289,6 +304,7 @@
           <w:p>
             <w:r>
               <w:rPr>
+                <w:rFonts w:ascii="Nunito" w:hAnsi="Nunito" w:eastAsia="Nunito" w:cs="Nunito"/>
                 <w:sz w:val="20"/>
               </w:rPr>
             </w:r>
@@ -301,6 +317,7 @@
           <w:p>
             <w:r>
               <w:rPr>
+                <w:rFonts w:ascii="Nunito" w:hAnsi="Nunito" w:eastAsia="Nunito" w:cs="Nunito"/>
                 <w:sz w:val="20"/>
               </w:rPr>
             </w:r>
@@ -313,6 +330,7 @@
           <w:p>
             <w:r>
               <w:rPr>
+                <w:rFonts w:ascii="Nunito" w:hAnsi="Nunito" w:eastAsia="Nunito" w:cs="Nunito"/>
                 <w:sz w:val="20"/>
               </w:rPr>
             </w:r>
@@ -325,6 +343,7 @@
           <w:p>
             <w:r>
               <w:rPr>
+                <w:rFonts w:ascii="Nunito" w:hAnsi="Nunito" w:eastAsia="Nunito" w:cs="Nunito"/>
                 <w:sz w:val="20"/>
               </w:rPr>
             </w:r>
@@ -340,6 +359,7 @@
           <w:p>
             <w:r>
               <w:rPr>
+                <w:rFonts w:ascii="Nunito" w:hAnsi="Nunito" w:eastAsia="Nunito" w:cs="Nunito"/>
                 <w:sz w:val="20"/>
               </w:rPr>
             </w:r>
@@ -353,6 +373,7 @@
           <w:p>
             <w:r>
               <w:rPr>
+                <w:rFonts w:ascii="Nunito" w:hAnsi="Nunito" w:eastAsia="Nunito" w:cs="Nunito"/>
                 <w:sz w:val="20"/>
               </w:rPr>
             </w:r>
@@ -366,6 +387,7 @@
           <w:p>
             <w:r>
               <w:rPr>
+                <w:rFonts w:ascii="Nunito" w:hAnsi="Nunito" w:eastAsia="Nunito" w:cs="Nunito"/>
                 <w:sz w:val="20"/>
               </w:rPr>
             </w:r>
@@ -379,6 +401,7 @@
           <w:p>
             <w:r>
               <w:rPr>
+                <w:rFonts w:ascii="Nunito" w:hAnsi="Nunito" w:eastAsia="Nunito" w:cs="Nunito"/>
                 <w:sz w:val="20"/>
               </w:rPr>
             </w:r>
@@ -392,6 +415,7 @@
           <w:p>
             <w:r>
               <w:rPr>
+                <w:rFonts w:ascii="Nunito" w:hAnsi="Nunito" w:eastAsia="Nunito" w:cs="Nunito"/>
                 <w:sz w:val="20"/>
               </w:rPr>
             </w:r>
@@ -406,6 +430,7 @@
           <w:p>
             <w:r>
               <w:rPr>
+                <w:rFonts w:ascii="Nunito" w:hAnsi="Nunito" w:eastAsia="Nunito" w:cs="Nunito"/>
                 <w:sz w:val="20"/>
               </w:rPr>
             </w:r>
@@ -418,6 +443,7 @@
           <w:p>
             <w:r>
               <w:rPr>
+                <w:rFonts w:ascii="Nunito" w:hAnsi="Nunito" w:eastAsia="Nunito" w:cs="Nunito"/>
                 <w:sz w:val="20"/>
               </w:rPr>
             </w:r>
@@ -430,6 +456,7 @@
           <w:p>
             <w:r>
               <w:rPr>
+                <w:rFonts w:ascii="Nunito" w:hAnsi="Nunito" w:eastAsia="Nunito" w:cs="Nunito"/>
                 <w:sz w:val="20"/>
               </w:rPr>
             </w:r>
@@ -442,6 +469,7 @@
           <w:p>
             <w:r>
               <w:rPr>
+                <w:rFonts w:ascii="Nunito" w:hAnsi="Nunito" w:eastAsia="Nunito" w:cs="Nunito"/>
                 <w:sz w:val="20"/>
               </w:rPr>
             </w:r>
@@ -454,6 +482,7 @@
           <w:p>
             <w:r>
               <w:rPr>
+                <w:rFonts w:ascii="Nunito" w:hAnsi="Nunito" w:eastAsia="Nunito" w:cs="Nunito"/>
                 <w:sz w:val="20"/>
               </w:rPr>
             </w:r>
@@ -469,6 +498,7 @@
           <w:p>
             <w:r>
               <w:rPr>
+                <w:rFonts w:ascii="Nunito" w:hAnsi="Nunito" w:eastAsia="Nunito" w:cs="Nunito"/>
                 <w:sz w:val="20"/>
               </w:rPr>
             </w:r>
@@ -482,6 +512,7 @@
           <w:p>
             <w:r>
               <w:rPr>
+                <w:rFonts w:ascii="Nunito" w:hAnsi="Nunito" w:eastAsia="Nunito" w:cs="Nunito"/>
                 <w:sz w:val="20"/>
               </w:rPr>
             </w:r>
@@ -495,6 +526,7 @@
           <w:p>
             <w:r>
               <w:rPr>
+                <w:rFonts w:ascii="Nunito" w:hAnsi="Nunito" w:eastAsia="Nunito" w:cs="Nunito"/>
                 <w:sz w:val="20"/>
               </w:rPr>
             </w:r>
@@ -508,6 +540,7 @@
           <w:p>
             <w:r>
               <w:rPr>
+                <w:rFonts w:ascii="Nunito" w:hAnsi="Nunito" w:eastAsia="Nunito" w:cs="Nunito"/>
                 <w:sz w:val="20"/>
               </w:rPr>
             </w:r>
@@ -521,6 +554,7 @@
           <w:p>
             <w:r>
               <w:rPr>
+                <w:rFonts w:ascii="Nunito" w:hAnsi="Nunito" w:eastAsia="Nunito" w:cs="Nunito"/>
                 <w:sz w:val="20"/>
               </w:rPr>
             </w:r>
@@ -535,6 +569,7 @@
           <w:p>
             <w:r>
               <w:rPr>
+                <w:rFonts w:ascii="Nunito" w:hAnsi="Nunito" w:eastAsia="Nunito" w:cs="Nunito"/>
                 <w:sz w:val="20"/>
               </w:rPr>
             </w:r>
@@ -547,6 +582,7 @@
           <w:p>
             <w:r>
               <w:rPr>
+                <w:rFonts w:ascii="Nunito" w:hAnsi="Nunito" w:eastAsia="Nunito" w:cs="Nunito"/>
                 <w:sz w:val="20"/>
               </w:rPr>
             </w:r>
@@ -559,6 +595,7 @@
           <w:p>
             <w:r>
               <w:rPr>
+                <w:rFonts w:ascii="Nunito" w:hAnsi="Nunito" w:eastAsia="Nunito" w:cs="Nunito"/>
                 <w:sz w:val="20"/>
               </w:rPr>
             </w:r>
@@ -571,6 +608,7 @@
           <w:p>
             <w:r>
               <w:rPr>
+                <w:rFonts w:ascii="Nunito" w:hAnsi="Nunito" w:eastAsia="Nunito" w:cs="Nunito"/>
                 <w:sz w:val="20"/>
               </w:rPr>
             </w:r>
@@ -583,6 +621,7 @@
           <w:p>
             <w:r>
               <w:rPr>
+                <w:rFonts w:ascii="Nunito" w:hAnsi="Nunito" w:eastAsia="Nunito" w:cs="Nunito"/>
                 <w:sz w:val="20"/>
               </w:rPr>
             </w:r>
@@ -598,6 +637,7 @@
           <w:p>
             <w:r>
               <w:rPr>
+                <w:rFonts w:ascii="Nunito" w:hAnsi="Nunito" w:eastAsia="Nunito" w:cs="Nunito"/>
                 <w:sz w:val="20"/>
               </w:rPr>
             </w:r>
@@ -611,6 +651,7 @@
           <w:p>
             <w:r>
               <w:rPr>
+                <w:rFonts w:ascii="Nunito" w:hAnsi="Nunito" w:eastAsia="Nunito" w:cs="Nunito"/>
                 <w:sz w:val="20"/>
               </w:rPr>
             </w:r>
@@ -624,6 +665,7 @@
           <w:p>
             <w:r>
               <w:rPr>
+                <w:rFonts w:ascii="Nunito" w:hAnsi="Nunito" w:eastAsia="Nunito" w:cs="Nunito"/>
                 <w:sz w:val="20"/>
               </w:rPr>
             </w:r>
@@ -637,6 +679,7 @@
           <w:p>
             <w:r>
               <w:rPr>
+                <w:rFonts w:ascii="Nunito" w:hAnsi="Nunito" w:eastAsia="Nunito" w:cs="Nunito"/>
                 <w:sz w:val="20"/>
               </w:rPr>
             </w:r>
@@ -650,6 +693,7 @@
           <w:p>
             <w:r>
               <w:rPr>
+                <w:rFonts w:ascii="Nunito" w:hAnsi="Nunito" w:eastAsia="Nunito" w:cs="Nunito"/>
                 <w:sz w:val="20"/>
               </w:rPr>
             </w:r>
@@ -664,6 +708,7 @@
           <w:p>
             <w:r>
               <w:rPr>
+                <w:rFonts w:ascii="Nunito" w:hAnsi="Nunito" w:eastAsia="Nunito" w:cs="Nunito"/>
                 <w:sz w:val="20"/>
               </w:rPr>
             </w:r>
@@ -676,6 +721,7 @@
           <w:p>
             <w:r>
               <w:rPr>
+                <w:rFonts w:ascii="Nunito" w:hAnsi="Nunito" w:eastAsia="Nunito" w:cs="Nunito"/>
                 <w:sz w:val="20"/>
               </w:rPr>
             </w:r>
@@ -688,6 +734,7 @@
           <w:p>
             <w:r>
               <w:rPr>
+                <w:rFonts w:ascii="Nunito" w:hAnsi="Nunito" w:eastAsia="Nunito" w:cs="Nunito"/>
                 <w:sz w:val="20"/>
               </w:rPr>
             </w:r>
@@ -700,6 +747,7 @@
           <w:p>
             <w:r>
               <w:rPr>
+                <w:rFonts w:ascii="Nunito" w:hAnsi="Nunito" w:eastAsia="Nunito" w:cs="Nunito"/>
                 <w:sz w:val="20"/>
               </w:rPr>
             </w:r>
@@ -712,6 +760,7 @@
           <w:p>
             <w:r>
               <w:rPr>
+                <w:rFonts w:ascii="Nunito" w:hAnsi="Nunito" w:eastAsia="Nunito" w:cs="Nunito"/>
                 <w:sz w:val="20"/>
               </w:rPr>
             </w:r>
@@ -727,6 +776,7 @@
           <w:p>
             <w:r>
               <w:rPr>
+                <w:rFonts w:ascii="Nunito" w:hAnsi="Nunito" w:eastAsia="Nunito" w:cs="Nunito"/>
                 <w:sz w:val="20"/>
               </w:rPr>
             </w:r>
@@ -740,6 +790,7 @@
           <w:p>
             <w:r>
               <w:rPr>
+                <w:rFonts w:ascii="Nunito" w:hAnsi="Nunito" w:eastAsia="Nunito" w:cs="Nunito"/>
                 <w:sz w:val="20"/>
               </w:rPr>
             </w:r>
@@ -753,6 +804,7 @@
           <w:p>
             <w:r>
               <w:rPr>
+                <w:rFonts w:ascii="Nunito" w:hAnsi="Nunito" w:eastAsia="Nunito" w:cs="Nunito"/>
                 <w:sz w:val="20"/>
               </w:rPr>
             </w:r>
@@ -766,6 +818,7 @@
           <w:p>
             <w:r>
               <w:rPr>
+                <w:rFonts w:ascii="Nunito" w:hAnsi="Nunito" w:eastAsia="Nunito" w:cs="Nunito"/>
                 <w:sz w:val="20"/>
               </w:rPr>
             </w:r>
@@ -779,6 +832,7 @@
           <w:p>
             <w:r>
               <w:rPr>
+                <w:rFonts w:ascii="Nunito" w:hAnsi="Nunito" w:eastAsia="Nunito" w:cs="Nunito"/>
                 <w:sz w:val="20"/>
               </w:rPr>
             </w:r>
@@ -793,7 +847,7 @@
       </w:pPr>
       <w:r>
         <w:rPr>
-          <w:rFonts w:ascii="Calibri" w:hAnsi="Calibri"/>
+          <w:rFonts w:ascii="Lexend" w:hAnsi="Lexend" w:eastAsia="Lexend" w:cs="Lexend"/>
           <w:color w:val="1B2A4A"/>
         </w:rPr>
         <w:t>Cleaning decisions and rationale</w:t>
@@ -805,7 +859,7 @@
       </w:pPr>
       <w:r>
         <w:rPr>
-          <w:rFonts w:ascii="Calibri" w:hAnsi="Calibri"/>
+          <w:rFonts w:ascii="Nunito" w:hAnsi="Nunito" w:eastAsia="Nunito" w:cs="Nunito"/>
           <w:b w:val="0"/>
           <w:i w:val="0"/>
           <w:color w:val="222222"/>
@@ -820,7 +874,7 @@
       </w:pPr>
       <w:r>
         <w:rPr>
-          <w:rFonts w:ascii="Calibri" w:hAnsi="Calibri"/>
+          <w:rFonts w:ascii="Lexend" w:hAnsi="Lexend" w:eastAsia="Lexend" w:cs="Lexend"/>
           <w:color w:val="1B2A4A"/>
         </w:rPr>
         <w:t>Placement definition used</w:t>
@@ -832,7 +886,7 @@
       </w:pPr>
       <w:r>
         <w:rPr>
-          <w:rFonts w:ascii="Calibri" w:hAnsi="Calibri"/>
+          <w:rFonts w:ascii="Nunito" w:hAnsi="Nunito" w:eastAsia="Nunito" w:cs="Nunito"/>
           <w:b w:val="0"/>
           <w:i w:val="0"/>
           <w:color w:val="222222"/>
@@ -847,7 +901,7 @@
       </w:pPr>
       <w:r>
         <w:rPr>
-          <w:rFonts w:ascii="Calibri" w:hAnsi="Calibri"/>
+          <w:rFonts w:ascii="Lexend" w:hAnsi="Lexend" w:eastAsia="Lexend" w:cs="Lexend"/>
           <w:color w:val="1B2A4A"/>
         </w:rPr>
         <w:t>What Workflow A needs to know (for FM translation)</w:t>
@@ -859,7 +913,7 @@
       </w:pPr>
       <w:r>
         <w:rPr>
-          <w:rFonts w:ascii="Calibri" w:hAnsi="Calibri"/>
+          <w:rFonts w:ascii="Nunito" w:hAnsi="Nunito" w:eastAsia="Nunito" w:cs="Nunito"/>
           <w:b w:val="0"/>
           <w:i w:val="0"/>
           <w:color w:val="222222"/>
@@ -1245,7 +1299,7 @@
       <w:spacing w:after="120" w:line="276" w:lineRule="auto"/>
     </w:pPr>
     <w:rPr>
-      <w:rFonts w:ascii="Calibri" w:hAnsi="Calibri"/>
+      <w:rFonts w:ascii="Nunito" w:hAnsi="Nunito" w:eastAsia="Nunito" w:cs="Nunito"/>
       <w:color w:val="222222"/>
       <w:sz w:val="22"/>
     </w:rPr>

--- a/Participants/3_Workflow_B_Operations_and_Analytics/Templates/Data_Quality_Report.docx
+++ b/Participants/3_Workflow_B_Operations_and_Analytics/Templates/Data_Quality_Report.docx
@@ -141,7 +141,7 @@
                 <w:color w:val="222222"/>
                 <w:sz w:val="20"/>
               </w:rPr>
-              <w:t>3.0 | July 2026</w:t>
+              <w:t>3.1 | July-September 2026</w:t>
             </w:r>
           </w:p>
         </w:tc>
